--- a/react.docx
+++ b/react.docx
@@ -1254,22 +1254,11 @@
     </w:p>
     <w:p>
       <w:pPr>
-        <w:pStyle w:val="ListeParagraf"/>
-        <w:numPr>
-          <w:ilvl w:val="0"/>
-          <w:numId w:val="25"/>
-        </w:numPr>
-      </w:pPr>
-      <w:r>
-        <w:t>Farklı telefon boyutlarında uygulama test edilerek gerekli düzeltmeler yapılacaktır.</w:t>
-      </w:r>
-    </w:p>
-    <w:p>
-      <w:pPr>
-        <w:rPr>
-          <w:b/>
-        </w:rPr>
-      </w:pPr>
+        <w:rPr>
+          <w:b/>
+        </w:rPr>
+      </w:pPr>
+      <w:bookmarkStart w:id="0" w:name="_GoBack"/>
       <w:r>
         <w:rPr>
           <w:b/>
@@ -1277,6 +1266,7 @@
         <w:t>9. Hafta – Test ve Hata Düzeltme</w:t>
       </w:r>
     </w:p>
+    <w:bookmarkEnd w:id="0"/>
     <w:p>
       <w:pPr>
         <w:pStyle w:val="ListeParagraf"/>
@@ -1360,6 +1350,11 @@
     <w:p>
       <w:pPr>
         <w:pStyle w:val="ListeParagraf"/>
+      </w:pPr>
+    </w:p>
+    <w:p>
+      <w:pPr>
+        <w:pStyle w:val="ListeParagraf"/>
         <w:numPr>
           <w:ilvl w:val="0"/>
           <w:numId w:val="23"/>
@@ -1371,6 +1366,20 @@
       <w:r>
         <w:t xml:space="preserve">      </w:t>
       </w:r>
+    </w:p>
+    <w:p>
+      <w:pPr>
+        <w:pStyle w:val="ListeParagraf"/>
+      </w:pPr>
+    </w:p>
+    <w:p>
+      <w:pPr>
+        <w:pStyle w:val="ListeParagraf"/>
+        <w:numPr>
+          <w:ilvl w:val="0"/>
+          <w:numId w:val="23"/>
+        </w:numPr>
+      </w:pPr>
     </w:p>
     <w:p>
       <w:r>
@@ -1562,8 +1571,6 @@
       <w:r>
         <w:t xml:space="preserve">                                       </w:t>
       </w:r>
-      <w:bookmarkStart w:id="0" w:name="_GoBack"/>
-      <w:bookmarkEnd w:id="0"/>
     </w:p>
     <w:sectPr>
       <w:pgSz w:w="11906" w:h="16838"/>
